--- a/Calendario2025/Ejercicios/E10_BGP/10_Configure_and_Verify_eBGP.docx
+++ b/Calendario2025/Ejercicios/E10_BGP/10_Configure_and_Verify_eBGP.docx
@@ -1,6 +1,6 @@
 
 <file path=word/document.xml><?xml version="1.0" encoding="utf-8"?>
-<w:document xmlns:wpc="http://schemas.microsoft.com/office/word/2010/wordprocessingCanvas" xmlns:cx="http://schemas.microsoft.com/office/drawing/2014/chartex" xmlns:cx1="http://schemas.microsoft.com/office/drawing/2015/9/8/chartex" xmlns:cx2="http://schemas.microsoft.com/office/drawing/2015/10/21/chartex" xmlns:cx3="http://schemas.microsoft.com/office/drawing/2016/5/9/chartex" xmlns:cx4="http://schemas.microsoft.com/office/drawing/2016/5/10/chartex" xmlns:cx5="http://schemas.microsoft.com/office/drawing/2016/5/11/chartex" xmlns:cx6="http://schemas.microsoft.com/office/drawing/2016/5/12/chartex" xmlns:cx7="http://schemas.microsoft.com/office/drawing/2016/5/13/chartex" xmlns:cx8="http://schemas.microsoft.com/office/drawing/2016/5/14/chartex" xmlns:mc="http://schemas.openxmlformats.org/markup-compatibility/2006" xmlns:aink="http://schemas.microsoft.com/office/drawing/2016/ink" xmlns:am3d="http://schemas.microsoft.com/office/drawing/2017/model3d" xmlns:o="urn:schemas-microsoft-com:office:office" xmlns:oel="http://schemas.microsoft.com/office/2019/extlst" xmlns:r="http://schemas.openxmlformats.org/officeDocument/2006/relationships" xmlns:m="http://schemas.openxmlformats.org/officeDocument/2006/math" xmlns:v="urn:schemas-microsoft-com:vml" xmlns:wp14="http://schemas.microsoft.com/office/word/2010/wordprocessingDrawing" xmlns:wp="http://schemas.openxmlformats.org/drawingml/2006/wordprocessingDrawing" xmlns:w10="urn:schemas-microsoft-com:office:word" xmlns:w="http://schemas.openxmlformats.org/wordprocessingml/2006/main" xmlns:w14="http://schemas.microsoft.com/office/word/2010/wordml" xmlns:w15="http://schemas.microsoft.com/office/word/2012/wordml" xmlns:w16cex="http://schemas.microsoft.com/office/word/2018/wordml/cex" xmlns:w16cid="http://schemas.microsoft.com/office/word/2016/wordml/cid" xmlns:w16="http://schemas.microsoft.com/office/word/2018/wordml" xmlns:w16sdtdh="http://schemas.microsoft.com/office/word/2020/wordml/sdtdatahash" xmlns:w16se="http://schemas.microsoft.com/office/word/2015/wordml/symex" xmlns:wpg="http://schemas.microsoft.com/office/word/2010/wordprocessingGroup" xmlns:wpi="http://schemas.microsoft.com/office/word/2010/wordprocessingInk" xmlns:wne="http://schemas.microsoft.com/office/word/2006/wordml" xmlns:wps="http://schemas.microsoft.com/office/word/2010/wordprocessingShape" mc:Ignorable="w14 w15 w16se w16cid w16 w16cex w16sdtdh wp14">
+<w:document xmlns:wpc="http://schemas.microsoft.com/office/word/2010/wordprocessingCanvas" xmlns:cx="http://schemas.microsoft.com/office/drawing/2014/chartex" xmlns:cx1="http://schemas.microsoft.com/office/drawing/2015/9/8/chartex" xmlns:cx2="http://schemas.microsoft.com/office/drawing/2015/10/21/chartex" xmlns:cx3="http://schemas.microsoft.com/office/drawing/2016/5/9/chartex" xmlns:cx4="http://schemas.microsoft.com/office/drawing/2016/5/10/chartex" xmlns:cx5="http://schemas.microsoft.com/office/drawing/2016/5/11/chartex" xmlns:cx6="http://schemas.microsoft.com/office/drawing/2016/5/12/chartex" xmlns:cx7="http://schemas.microsoft.com/office/drawing/2016/5/13/chartex" xmlns:cx8="http://schemas.microsoft.com/office/drawing/2016/5/14/chartex" xmlns:mc="http://schemas.openxmlformats.org/markup-compatibility/2006" xmlns:aink="http://schemas.microsoft.com/office/drawing/2016/ink" xmlns:am3d="http://schemas.microsoft.com/office/drawing/2017/model3d" xmlns:o="urn:schemas-microsoft-com:office:office" xmlns:oel="http://schemas.microsoft.com/office/2019/extlst" xmlns:r="http://schemas.openxmlformats.org/officeDocument/2006/relationships" xmlns:m="http://schemas.openxmlformats.org/officeDocument/2006/math" xmlns:v="urn:schemas-microsoft-com:vml" xmlns:wp14="http://schemas.microsoft.com/office/word/2010/wordprocessingDrawing" xmlns:wp="http://schemas.openxmlformats.org/drawingml/2006/wordprocessingDrawing" xmlns:w10="urn:schemas-microsoft-com:office:word" xmlns:w="http://schemas.openxmlformats.org/wordprocessingml/2006/main" xmlns:w14="http://schemas.microsoft.com/office/word/2010/wordml" xmlns:w15="http://schemas.microsoft.com/office/word/2012/wordml" xmlns:w16cex="http://schemas.microsoft.com/office/word/2018/wordml/cex" xmlns:w16cid="http://schemas.microsoft.com/office/word/2016/wordml/cid" xmlns:w16="http://schemas.microsoft.com/office/word/2018/wordml" xmlns:w16du="http://schemas.microsoft.com/office/word/2023/wordml/word16du" xmlns:w16sdtdh="http://schemas.microsoft.com/office/word/2020/wordml/sdtdatahash" xmlns:w16sdtfl="http://schemas.microsoft.com/office/word/2024/wordml/sdtformatlock" xmlns:w16se="http://schemas.microsoft.com/office/word/2015/wordml/symex" xmlns:wpg="http://schemas.microsoft.com/office/word/2010/wordprocessingGroup" xmlns:wpi="http://schemas.microsoft.com/office/word/2010/wordprocessingInk" xmlns:wne="http://schemas.microsoft.com/office/word/2006/wordml" xmlns:wps="http://schemas.microsoft.com/office/word/2010/wordprocessingShape" mc:Ignorable="w14 w15 w16se w16cid w16 w16cex w16sdtdh w16sdtfl w16du wp14">
   <w:body>
     <w:p>
       <w:pPr>
@@ -35,14 +35,11 @@
         <w:pStyle w:val="Visual"/>
       </w:pPr>
       <w:r>
-        <w:rPr>
-          <w:noProof/>
-        </w:rPr>
         <w:drawing>
-          <wp:inline distT="0" distB="0" distL="0" distR="0" wp14:anchorId="049CAE8A" wp14:editId="4C6C7863">
-            <wp:extent cx="6942929" cy="2076450"/>
+          <wp:inline distT="0" distB="0" distL="0" distR="0" wp14:anchorId="72A8C6A4" wp14:editId="21B1C75F">
+            <wp:extent cx="6858000" cy="2025015"/>
             <wp:effectExtent l="0" t="0" r="0" b="0"/>
-            <wp:docPr id="5" name="Imagen 5"/>
+            <wp:docPr id="337626640" name="Picture 1" descr="A diagram of a network&#10;&#10;AI-generated content may be incorrect."/>
             <wp:cNvGraphicFramePr>
               <a:graphicFrameLocks xmlns:a="http://schemas.openxmlformats.org/drawingml/2006/main" noChangeAspect="1"/>
             </wp:cNvGraphicFramePr>
@@ -50,36 +47,23 @@
               <a:graphicData uri="http://schemas.openxmlformats.org/drawingml/2006/picture">
                 <pic:pic xmlns:pic="http://schemas.openxmlformats.org/drawingml/2006/picture">
                   <pic:nvPicPr>
-                    <pic:cNvPr id="0" name="Picture 3"/>
-                    <pic:cNvPicPr>
-                      <a:picLocks noChangeAspect="1" noChangeArrowheads="1"/>
-                    </pic:cNvPicPr>
+                    <pic:cNvPr id="337626640" name="Picture 1" descr="A diagram of a network&#10;&#10;AI-generated content may be incorrect."/>
+                    <pic:cNvPicPr/>
                   </pic:nvPicPr>
                   <pic:blipFill>
-                    <a:blip r:embed="rId8">
-                      <a:extLst>
-                        <a:ext uri="{28A0092B-C50C-407E-A947-70E740481C1C}">
-                          <a14:useLocalDpi xmlns:a14="http://schemas.microsoft.com/office/drawing/2010/main" val="0"/>
-                        </a:ext>
-                      </a:extLst>
-                    </a:blip>
-                    <a:srcRect/>
+                    <a:blip r:embed="rId8"/>
                     <a:stretch>
                       <a:fillRect/>
                     </a:stretch>
                   </pic:blipFill>
-                  <pic:spPr bwMode="auto">
+                  <pic:spPr>
                     <a:xfrm>
                       <a:off x="0" y="0"/>
-                      <a:ext cx="6945222" cy="2077136"/>
+                      <a:ext cx="6858000" cy="2025015"/>
                     </a:xfrm>
                     <a:prstGeom prst="rect">
                       <a:avLst/>
                     </a:prstGeom>
-                    <a:noFill/>
-                    <a:ln>
-                      <a:noFill/>
-                    </a:ln>
                   </pic:spPr>
                 </pic:pic>
               </a:graphicData>
@@ -97,7 +81,7 @@
         </w:numPr>
       </w:pPr>
       <w:r>
-        <w:t>Objetivos</w:t>
+        <w:t>Objetivo</w:t>
       </w:r>
     </w:p>
     <w:p>
@@ -683,7 +667,14 @@
         <w:t xml:space="preserve"> Company</w:t>
       </w:r>
       <w:r>
-        <w:t>. ¿Funciona?</w:t>
+        <w:rPr>
+          <w:b/>
+          <w:bCs/>
+        </w:rPr>
+        <w:t xml:space="preserve"> (172.16.10.2)</w:t>
+      </w:r>
+      <w:r>
+        <w:t xml:space="preserve"> ¿Funciona?</w:t>
       </w:r>
     </w:p>
     <w:p>
@@ -704,9 +695,370 @@
     </w:p>
     <w:p>
       <w:pPr>
+        <w:pStyle w:val="StepHead"/>
+      </w:pPr>
+      <w:r>
+        <w:t xml:space="preserve">Configurar el protocolo </w:t>
+      </w:r>
+      <w:proofErr w:type="spellStart"/>
+      <w:r>
+        <w:t>eBGP</w:t>
+      </w:r>
+      <w:proofErr w:type="spellEnd"/>
+      <w:r>
+        <w:t xml:space="preserve"> en </w:t>
+      </w:r>
+      <w:proofErr w:type="spellStart"/>
+      <w:r>
+        <w:t>Other</w:t>
+      </w:r>
+      <w:proofErr w:type="spellEnd"/>
+      <w:r>
+        <w:t xml:space="preserve"> Company Inc.</w:t>
+      </w:r>
+    </w:p>
+    <w:p>
+      <w:pPr>
+        <w:pStyle w:val="BodyTextL25"/>
+        <w:jc w:val="both"/>
+      </w:pPr>
+      <w:r>
+        <w:t xml:space="preserve">El administrador de redes de </w:t>
+      </w:r>
+      <w:proofErr w:type="spellStart"/>
+      <w:r>
+        <w:rPr>
+          <w:b/>
+          <w:bCs/>
+        </w:rPr>
+        <w:t>Other</w:t>
+      </w:r>
+      <w:proofErr w:type="spellEnd"/>
+      <w:r>
+        <w:rPr>
+          <w:b/>
+          <w:bCs/>
+        </w:rPr>
+        <w:t xml:space="preserve"> Company</w:t>
+      </w:r>
+      <w:r>
+        <w:t xml:space="preserve"> no está familiarizado con el protocolo BGP y no pudo configurar su lado del enlace. Usted también debe configurar su extremo de la conexión.</w:t>
+      </w:r>
+    </w:p>
+    <w:p>
+      <w:pPr>
+        <w:pStyle w:val="BodyTextL25"/>
+        <w:keepNext/>
+        <w:jc w:val="both"/>
+      </w:pPr>
+      <w:r>
+        <w:t xml:space="preserve">Configure </w:t>
+      </w:r>
+      <w:r>
+        <w:rPr>
+          <w:b/>
+          <w:bCs/>
+        </w:rPr>
+        <w:t>OtherCo1</w:t>
+      </w:r>
+      <w:r>
+        <w:t xml:space="preserve"> para formar una adyacencia del protocolo </w:t>
+      </w:r>
+      <w:proofErr w:type="spellStart"/>
+      <w:r>
+        <w:t>eBGP</w:t>
+      </w:r>
+      <w:proofErr w:type="spellEnd"/>
+      <w:r>
+        <w:t xml:space="preserve"> con </w:t>
+      </w:r>
+      <w:r>
+        <w:rPr>
+          <w:b/>
+          <w:bCs/>
+        </w:rPr>
+        <w:t>ISP2</w:t>
+      </w:r>
+      <w:r>
+        <w:t xml:space="preserve">, el </w:t>
+      </w:r>
+      <w:proofErr w:type="spellStart"/>
+      <w:r>
+        <w:t>router</w:t>
+      </w:r>
+      <w:proofErr w:type="spellEnd"/>
+      <w:r>
+        <w:t xml:space="preserve"> de frontera de</w:t>
+      </w:r>
+      <w:r>
+        <w:t>l</w:t>
+      </w:r>
+      <w:r>
+        <w:t xml:space="preserve"> ISP</w:t>
+      </w:r>
+      <w:r>
+        <w:t>2</w:t>
+      </w:r>
+      <w:r>
+        <w:t xml:space="preserve"> que interactúa con OtherCo1. </w:t>
+      </w:r>
+      <w:proofErr w:type="spellStart"/>
+      <w:r>
+        <w:t>Other</w:t>
+      </w:r>
+      <w:proofErr w:type="spellEnd"/>
+      <w:r>
+        <w:t xml:space="preserve"> Company está en el AS 65002, mientras que el ISP</w:t>
+      </w:r>
+      <w:r>
+        <w:t>2</w:t>
+      </w:r>
+      <w:r>
+        <w:t xml:space="preserve"> está en el AS 65003. Utilice 1.1.1.9 como la dirección IP de vecino de ISP2 y asegúrese de agregar la red interna 172.16.10.0/24 de </w:t>
+      </w:r>
+      <w:proofErr w:type="spellStart"/>
+      <w:r>
+        <w:t>Other</w:t>
+      </w:r>
+      <w:proofErr w:type="spellEnd"/>
+      <w:r>
+        <w:t xml:space="preserve"> Company al protocolo BGP.</w:t>
+      </w:r>
+    </w:p>
+    <w:p>
+      <w:pPr>
+        <w:pStyle w:val="StepHead"/>
+      </w:pPr>
+      <w:r>
+        <w:t xml:space="preserve">Comprobación del protocolo </w:t>
+      </w:r>
+      <w:proofErr w:type="spellStart"/>
+      <w:r>
+        <w:t>eBGP</w:t>
+      </w:r>
+      <w:proofErr w:type="spellEnd"/>
+    </w:p>
+    <w:p>
+      <w:pPr>
+        <w:pStyle w:val="SubStepAlpha"/>
+        <w:jc w:val="both"/>
+      </w:pPr>
+      <w:r>
+        <w:t xml:space="preserve">Compruebe que </w:t>
+      </w:r>
+      <w:r>
+        <w:rPr>
+          <w:b/>
+          <w:bCs/>
+        </w:rPr>
+        <w:t>ACME1</w:t>
+      </w:r>
+      <w:r>
+        <w:t xml:space="preserve"> haya formado correctamente una adyacencia del protocolo </w:t>
+      </w:r>
+      <w:proofErr w:type="spellStart"/>
+      <w:r>
+        <w:t>eBGP</w:t>
+      </w:r>
+      <w:proofErr w:type="spellEnd"/>
+      <w:r>
+        <w:t xml:space="preserve"> con </w:t>
+      </w:r>
+      <w:r>
+        <w:rPr>
+          <w:b/>
+          <w:bCs/>
+        </w:rPr>
+        <w:t>ISP1</w:t>
+      </w:r>
+      <w:r>
+        <w:t xml:space="preserve">. El comando </w:t>
+      </w:r>
+      <w:r>
+        <w:rPr>
+          <w:b/>
+        </w:rPr>
+        <w:t xml:space="preserve">show </w:t>
+      </w:r>
+      <w:proofErr w:type="spellStart"/>
+      <w:r>
+        <w:rPr>
+          <w:b/>
+        </w:rPr>
+        <w:t>ip</w:t>
+      </w:r>
+      <w:proofErr w:type="spellEnd"/>
+      <w:r>
+        <w:rPr>
+          <w:b/>
+        </w:rPr>
+        <w:t xml:space="preserve"> </w:t>
+      </w:r>
+      <w:proofErr w:type="spellStart"/>
+      <w:r>
+        <w:rPr>
+          <w:b/>
+        </w:rPr>
+        <w:t>bgp</w:t>
+      </w:r>
+      <w:proofErr w:type="spellEnd"/>
+      <w:r>
+        <w:rPr>
+          <w:b/>
+        </w:rPr>
+        <w:t xml:space="preserve"> </w:t>
+      </w:r>
+      <w:proofErr w:type="spellStart"/>
+      <w:r>
+        <w:rPr>
+          <w:b/>
+        </w:rPr>
+        <w:t>summary</w:t>
+      </w:r>
+      <w:proofErr w:type="spellEnd"/>
+      <w:r>
+        <w:t xml:space="preserve"> es muy útil en esta situación.</w:t>
+      </w:r>
+    </w:p>
+    <w:p>
+      <w:pPr>
+        <w:pStyle w:val="SubStepAlpha"/>
+        <w:jc w:val="both"/>
+      </w:pPr>
+      <w:r>
+        <w:t xml:space="preserve">Utilice el comando </w:t>
+      </w:r>
+      <w:r>
+        <w:rPr>
+          <w:b/>
+        </w:rPr>
+        <w:t xml:space="preserve">show </w:t>
+      </w:r>
+      <w:proofErr w:type="spellStart"/>
+      <w:r>
+        <w:rPr>
+          <w:b/>
+        </w:rPr>
+        <w:t>ip</w:t>
+      </w:r>
+      <w:proofErr w:type="spellEnd"/>
+      <w:r>
+        <w:rPr>
+          <w:b/>
+        </w:rPr>
+        <w:t xml:space="preserve"> </w:t>
+      </w:r>
+      <w:proofErr w:type="spellStart"/>
+      <w:r>
+        <w:rPr>
+          <w:b/>
+        </w:rPr>
+        <w:t>bgp</w:t>
+      </w:r>
+      <w:proofErr w:type="spellEnd"/>
+      <w:r>
+        <w:t xml:space="preserve"> para comprobar todas las rutas que ACME1 haya conocido a través del protocolo </w:t>
+      </w:r>
+      <w:proofErr w:type="spellStart"/>
+      <w:r>
+        <w:t>eBGP</w:t>
+      </w:r>
+      <w:proofErr w:type="spellEnd"/>
+      <w:r>
+        <w:t xml:space="preserve"> y su estado.</w:t>
+      </w:r>
+    </w:p>
+    <w:p>
+      <w:pPr>
+        <w:pStyle w:val="SubStepAlpha"/>
+        <w:jc w:val="both"/>
+      </w:pPr>
+      <w:r>
+        <w:t>Observe las tablas de r</w:t>
+      </w:r>
+      <w:r>
+        <w:t xml:space="preserve">uteo </w:t>
+      </w:r>
+      <w:r>
+        <w:t xml:space="preserve">en ACME1 y OtherCo1. ACME1 debe tener rutas conocidas sobre la ruta 172.16.10.0/24 de </w:t>
+      </w:r>
+      <w:proofErr w:type="spellStart"/>
+      <w:r>
+        <w:t>Other</w:t>
+      </w:r>
+      <w:proofErr w:type="spellEnd"/>
+      <w:r>
+        <w:t xml:space="preserve"> Company. Del mismo modo, OtherCo1 ahora debe conocer la ruta 192.168.0.0/24 de ACME.</w:t>
+      </w:r>
+    </w:p>
+    <w:p>
+      <w:pPr>
+        <w:pStyle w:val="SubStepAlpha"/>
+        <w:jc w:val="both"/>
+        <w:rPr>
+          <w:b/>
+          <w:bCs/>
+        </w:rPr>
+      </w:pPr>
+      <w:r>
+        <w:t xml:space="preserve">Abra un navegador web en cualquier terminal de ACME Inc. y diríjase al servidor de </w:t>
+      </w:r>
+      <w:proofErr w:type="spellStart"/>
+      <w:r>
+        <w:t>Other</w:t>
+      </w:r>
+      <w:proofErr w:type="spellEnd"/>
+      <w:r>
+        <w:t xml:space="preserve"> Company introduciendo su dirección IP </w:t>
+      </w:r>
+      <w:r>
+        <w:rPr>
+          <w:b/>
+          <w:bCs/>
+        </w:rPr>
+        <w:t>172.16.10.2</w:t>
+      </w:r>
+    </w:p>
+    <w:p>
+      <w:pPr>
+        <w:pStyle w:val="SubStepAlpha"/>
+        <w:jc w:val="both"/>
+        <w:rPr>
+          <w:b/>
+          <w:bCs/>
+        </w:rPr>
+      </w:pPr>
+      <w:r>
+        <w:t xml:space="preserve">Desde cualquier dispositivo de ACME Inc., emita un comando ping al servidor de </w:t>
+      </w:r>
+      <w:proofErr w:type="spellStart"/>
+      <w:r>
+        <w:t>Other</w:t>
+      </w:r>
+      <w:proofErr w:type="spellEnd"/>
+      <w:r>
+        <w:t xml:space="preserve"> Company en </w:t>
+      </w:r>
+      <w:r>
+        <w:rPr>
+          <w:b/>
+          <w:bCs/>
+        </w:rPr>
+        <w:t>172.16.10.2</w:t>
+      </w:r>
+    </w:p>
+    <w:p>
+      <w:pPr>
         <w:pStyle w:val="LabSection"/>
-      </w:pPr>
-      <w:r>
+        <w:jc w:val="center"/>
+        <w:rPr>
+          <w:sz w:val="22"/>
+        </w:rPr>
+      </w:pPr>
+      <w:r>
+        <w:rPr>
+          <w:sz w:val="22"/>
+        </w:rPr>
         <w:t>Tabla de direcciones</w:t>
       </w:r>
     </w:p>
@@ -1775,343 +2127,13 @@
     </w:tbl>
     <w:p>
       <w:pPr>
-        <w:pStyle w:val="StepHead"/>
-      </w:pPr>
-      <w:r>
-        <w:t xml:space="preserve">Configurar el protocolo </w:t>
-      </w:r>
-      <w:proofErr w:type="spellStart"/>
-      <w:r>
-        <w:t>eBGP</w:t>
-      </w:r>
-      <w:proofErr w:type="spellEnd"/>
-      <w:r>
-        <w:t xml:space="preserve"> en </w:t>
-      </w:r>
-      <w:proofErr w:type="spellStart"/>
-      <w:r>
-        <w:t>Other</w:t>
-      </w:r>
-      <w:proofErr w:type="spellEnd"/>
-      <w:r>
-        <w:t xml:space="preserve"> Company Inc.</w:t>
-      </w:r>
+        <w:pStyle w:val="BodyTextL25"/>
+      </w:pPr>
     </w:p>
     <w:p>
       <w:pPr>
         <w:pStyle w:val="BodyTextL25"/>
-        <w:jc w:val="both"/>
-      </w:pPr>
-      <w:r>
-        <w:t xml:space="preserve">El administrador de redes de </w:t>
-      </w:r>
-      <w:proofErr w:type="spellStart"/>
-      <w:r>
-        <w:rPr>
-          <w:b/>
-          <w:bCs/>
-        </w:rPr>
-        <w:t>Other</w:t>
-      </w:r>
-      <w:proofErr w:type="spellEnd"/>
-      <w:r>
-        <w:rPr>
-          <w:b/>
-          <w:bCs/>
-        </w:rPr>
-        <w:t xml:space="preserve"> Company</w:t>
-      </w:r>
-      <w:r>
-        <w:t xml:space="preserve"> no está familiarizado con el protocolo BGP y no pudo configurar su lado del enlace. Usted también debe configurar su extremo de la conexión.</w:t>
-      </w:r>
-    </w:p>
-    <w:p>
-      <w:pPr>
-        <w:pStyle w:val="BodyTextL25"/>
-        <w:keepNext/>
-        <w:jc w:val="both"/>
-      </w:pPr>
-      <w:r>
-        <w:t xml:space="preserve">Configure </w:t>
-      </w:r>
-      <w:r>
-        <w:rPr>
-          <w:b/>
-          <w:bCs/>
-        </w:rPr>
-        <w:t>OtherCo1</w:t>
-      </w:r>
-      <w:r>
-        <w:t xml:space="preserve"> para formar una adyacencia del protocolo </w:t>
-      </w:r>
-      <w:proofErr w:type="spellStart"/>
-      <w:r>
-        <w:t>eBGP</w:t>
-      </w:r>
-      <w:proofErr w:type="spellEnd"/>
-      <w:r>
-        <w:t xml:space="preserve"> con </w:t>
-      </w:r>
-      <w:r>
-        <w:rPr>
-          <w:b/>
-          <w:bCs/>
-        </w:rPr>
-        <w:t>ISP2</w:t>
-      </w:r>
-      <w:r>
-        <w:t xml:space="preserve">, el </w:t>
-      </w:r>
-      <w:proofErr w:type="spellStart"/>
-      <w:r>
-        <w:t>router</w:t>
-      </w:r>
-      <w:proofErr w:type="spellEnd"/>
-      <w:r>
-        <w:t xml:space="preserve"> de frontera de</w:t>
-      </w:r>
-      <w:r>
-        <w:t>l</w:t>
-      </w:r>
-      <w:r>
-        <w:t xml:space="preserve"> ISP</w:t>
-      </w:r>
-      <w:r>
-        <w:t>2</w:t>
-      </w:r>
-      <w:r>
-        <w:t xml:space="preserve"> que interactúa con OtherCo1. </w:t>
-      </w:r>
-      <w:proofErr w:type="spellStart"/>
-      <w:r>
-        <w:t>Other</w:t>
-      </w:r>
-      <w:proofErr w:type="spellEnd"/>
-      <w:r>
-        <w:t xml:space="preserve"> Company está en el AS 65002, mientras que el ISP</w:t>
-      </w:r>
-      <w:r>
-        <w:t>2</w:t>
-      </w:r>
-      <w:r>
-        <w:t xml:space="preserve"> está en el AS 65003. Utilice 1.1.1.9 como la dirección IP de vecino de ISP2 y asegúrese de agregar la red interna 172.16.10.0/24 de </w:t>
-      </w:r>
-      <w:proofErr w:type="spellStart"/>
-      <w:r>
-        <w:t>Other</w:t>
-      </w:r>
-      <w:proofErr w:type="spellEnd"/>
-      <w:r>
-        <w:t xml:space="preserve"> Company al protocolo BGP.</w:t>
-      </w:r>
-    </w:p>
-    <w:p>
-      <w:pPr>
-        <w:pStyle w:val="StepHead"/>
-      </w:pPr>
-      <w:r>
-        <w:t xml:space="preserve">Comprobación del protocolo </w:t>
-      </w:r>
-      <w:proofErr w:type="spellStart"/>
-      <w:r>
-        <w:t>eBGP</w:t>
-      </w:r>
-      <w:proofErr w:type="spellEnd"/>
-    </w:p>
-    <w:p>
-      <w:pPr>
-        <w:pStyle w:val="SubStepAlpha"/>
-        <w:jc w:val="both"/>
-      </w:pPr>
-      <w:r>
-        <w:t xml:space="preserve">Compruebe que </w:t>
-      </w:r>
-      <w:r>
-        <w:rPr>
-          <w:b/>
-          <w:bCs/>
-        </w:rPr>
-        <w:t>ACME1</w:t>
-      </w:r>
-      <w:r>
-        <w:t xml:space="preserve"> haya formado correctamente una adyacencia del protocolo </w:t>
-      </w:r>
-      <w:proofErr w:type="spellStart"/>
-      <w:r>
-        <w:t>eBGP</w:t>
-      </w:r>
-      <w:proofErr w:type="spellEnd"/>
-      <w:r>
-        <w:t xml:space="preserve"> con </w:t>
-      </w:r>
-      <w:r>
-        <w:rPr>
-          <w:b/>
-          <w:bCs/>
-        </w:rPr>
-        <w:t>ISP1</w:t>
-      </w:r>
-      <w:r>
-        <w:t xml:space="preserve">. El comando </w:t>
-      </w:r>
-      <w:r>
-        <w:rPr>
-          <w:b/>
-        </w:rPr>
-        <w:t xml:space="preserve">show </w:t>
-      </w:r>
-      <w:proofErr w:type="spellStart"/>
-      <w:r>
-        <w:rPr>
-          <w:b/>
-        </w:rPr>
-        <w:t>ip</w:t>
-      </w:r>
-      <w:proofErr w:type="spellEnd"/>
-      <w:r>
-        <w:rPr>
-          <w:b/>
-        </w:rPr>
-        <w:t xml:space="preserve"> </w:t>
-      </w:r>
-      <w:proofErr w:type="spellStart"/>
-      <w:r>
-        <w:rPr>
-          <w:b/>
-        </w:rPr>
-        <w:t>bgp</w:t>
-      </w:r>
-      <w:proofErr w:type="spellEnd"/>
-      <w:r>
-        <w:rPr>
-          <w:b/>
-        </w:rPr>
-        <w:t xml:space="preserve"> </w:t>
-      </w:r>
-      <w:proofErr w:type="spellStart"/>
-      <w:r>
-        <w:rPr>
-          <w:b/>
-        </w:rPr>
-        <w:t>summary</w:t>
-      </w:r>
-      <w:proofErr w:type="spellEnd"/>
-      <w:r>
-        <w:t xml:space="preserve"> es muy útil en esta situación.</w:t>
-      </w:r>
-    </w:p>
-    <w:p>
-      <w:pPr>
-        <w:pStyle w:val="SubStepAlpha"/>
-        <w:jc w:val="both"/>
-      </w:pPr>
-      <w:r>
-        <w:t xml:space="preserve">Utilice el comando </w:t>
-      </w:r>
-      <w:proofErr w:type="gramStart"/>
-      <w:r>
-        <w:rPr>
-          <w:b/>
-        </w:rPr>
-        <w:t>show</w:t>
-      </w:r>
-      <w:proofErr w:type="gramEnd"/>
-      <w:r>
-        <w:rPr>
-          <w:b/>
-        </w:rPr>
-        <w:t xml:space="preserve"> </w:t>
-      </w:r>
-      <w:proofErr w:type="spellStart"/>
-      <w:r>
-        <w:rPr>
-          <w:b/>
-        </w:rPr>
-        <w:t>ip</w:t>
-      </w:r>
-      <w:proofErr w:type="spellEnd"/>
-      <w:r>
-        <w:rPr>
-          <w:b/>
-        </w:rPr>
-        <w:t xml:space="preserve"> </w:t>
-      </w:r>
-      <w:proofErr w:type="spellStart"/>
-      <w:r>
-        <w:rPr>
-          <w:b/>
-        </w:rPr>
-        <w:t>bgp</w:t>
-      </w:r>
-      <w:proofErr w:type="spellEnd"/>
-      <w:r>
-        <w:t xml:space="preserve"> para comprobar todas las rutas que ACME1 haya conocido a través del protocolo </w:t>
-      </w:r>
-      <w:proofErr w:type="spellStart"/>
-      <w:r>
-        <w:t>eBGP</w:t>
-      </w:r>
-      <w:proofErr w:type="spellEnd"/>
-      <w:r>
-        <w:t xml:space="preserve"> y su estado.</w:t>
-      </w:r>
-    </w:p>
-    <w:p>
-      <w:pPr>
-        <w:pStyle w:val="SubStepAlpha"/>
-        <w:jc w:val="both"/>
-      </w:pPr>
-      <w:r>
-        <w:t>Observe las tablas de r</w:t>
-      </w:r>
-      <w:r>
-        <w:t xml:space="preserve">uteo </w:t>
-      </w:r>
-      <w:r>
-        <w:t xml:space="preserve">en ACME1 y OtherCo1. ACME1 debe tener rutas conocidas sobre la ruta 172.16.10.0/24 de </w:t>
-      </w:r>
-      <w:proofErr w:type="spellStart"/>
-      <w:r>
-        <w:t>Other</w:t>
-      </w:r>
-      <w:proofErr w:type="spellEnd"/>
-      <w:r>
-        <w:t xml:space="preserve"> Company. Del mismo modo, OtherCo1 ahora debe conocer la ruta 192.168.0.0/24 de ACME.</w:t>
-      </w:r>
-    </w:p>
-    <w:p>
-      <w:pPr>
-        <w:pStyle w:val="SubStepAlpha"/>
-        <w:jc w:val="both"/>
-      </w:pPr>
-      <w:r>
-        <w:t xml:space="preserve">Abra un navegador web en cualquier terminal de ACME Inc. y diríjase al servidor de </w:t>
-      </w:r>
-      <w:proofErr w:type="spellStart"/>
-      <w:r>
-        <w:t>Other</w:t>
-      </w:r>
-      <w:proofErr w:type="spellEnd"/>
-      <w:r>
-        <w:t xml:space="preserve"> Company introduciendo su dirección IP 172.16.10.2</w:t>
-      </w:r>
-    </w:p>
-    <w:p>
-      <w:pPr>
-        <w:pStyle w:val="SubStepAlpha"/>
-        <w:jc w:val="both"/>
-      </w:pPr>
-      <w:r>
-        <w:t xml:space="preserve">Desde cualquier dispositivo de ACME Inc., emita un comando ping al servidor de </w:t>
-      </w:r>
-      <w:proofErr w:type="spellStart"/>
-      <w:r>
-        <w:t>Other</w:t>
-      </w:r>
-      <w:proofErr w:type="spellEnd"/>
-      <w:r>
-        <w:t xml:space="preserve"> Company en 172.16.10.2.</w:t>
-      </w:r>
+      </w:pPr>
     </w:p>
     <w:sectPr>
       <w:headerReference w:type="default" r:id="rId9"/>
@@ -2129,7 +2151,7 @@
 </file>
 
 <file path=word/endnotes.xml><?xml version="1.0" encoding="utf-8"?>
-<w:endnotes xmlns:wpc="http://schemas.microsoft.com/office/word/2010/wordprocessingCanvas" xmlns:cx="http://schemas.microsoft.com/office/drawing/2014/chartex" xmlns:cx1="http://schemas.microsoft.com/office/drawing/2015/9/8/chartex" xmlns:cx2="http://schemas.microsoft.com/office/drawing/2015/10/21/chartex" xmlns:cx3="http://schemas.microsoft.com/office/drawing/2016/5/9/chartex" xmlns:cx4="http://schemas.microsoft.com/office/drawing/2016/5/10/chartex" xmlns:cx5="http://schemas.microsoft.com/office/drawing/2016/5/11/chartex" xmlns:cx6="http://schemas.microsoft.com/office/drawing/2016/5/12/chartex" xmlns:cx7="http://schemas.microsoft.com/office/drawing/2016/5/13/chartex" xmlns:cx8="http://schemas.microsoft.com/office/drawing/2016/5/14/chartex" xmlns:mc="http://schemas.openxmlformats.org/markup-compatibility/2006" xmlns:aink="http://schemas.microsoft.com/office/drawing/2016/ink" xmlns:am3d="http://schemas.microsoft.com/office/drawing/2017/model3d" xmlns:o="urn:schemas-microsoft-com:office:office" xmlns:oel="http://schemas.microsoft.com/office/2019/extlst" xmlns:r="http://schemas.openxmlformats.org/officeDocument/2006/relationships" xmlns:m="http://schemas.openxmlformats.org/officeDocument/2006/math" xmlns:v="urn:schemas-microsoft-com:vml" xmlns:wp14="http://schemas.microsoft.com/office/word/2010/wordprocessingDrawing" xmlns:wp="http://schemas.openxmlformats.org/drawingml/2006/wordprocessingDrawing" xmlns:w10="urn:schemas-microsoft-com:office:word" xmlns:w="http://schemas.openxmlformats.org/wordprocessingml/2006/main" xmlns:w14="http://schemas.microsoft.com/office/word/2010/wordml" xmlns:w15="http://schemas.microsoft.com/office/word/2012/wordml" xmlns:w16cex="http://schemas.microsoft.com/office/word/2018/wordml/cex" xmlns:w16cid="http://schemas.microsoft.com/office/word/2016/wordml/cid" xmlns:w16="http://schemas.microsoft.com/office/word/2018/wordml" xmlns:w16sdtdh="http://schemas.microsoft.com/office/word/2020/wordml/sdtdatahash" xmlns:w16se="http://schemas.microsoft.com/office/word/2015/wordml/symex" xmlns:wpg="http://schemas.microsoft.com/office/word/2010/wordprocessingGroup" xmlns:wpi="http://schemas.microsoft.com/office/word/2010/wordprocessingInk" xmlns:wne="http://schemas.microsoft.com/office/word/2006/wordml" xmlns:wps="http://schemas.microsoft.com/office/word/2010/wordprocessingShape" mc:Ignorable="w14 w15 w16se w16cid w16 w16cex w16sdtdh wp14">
+<w:endnotes xmlns:wpc="http://schemas.microsoft.com/office/word/2010/wordprocessingCanvas" xmlns:cx="http://schemas.microsoft.com/office/drawing/2014/chartex" xmlns:cx1="http://schemas.microsoft.com/office/drawing/2015/9/8/chartex" xmlns:cx2="http://schemas.microsoft.com/office/drawing/2015/10/21/chartex" xmlns:cx3="http://schemas.microsoft.com/office/drawing/2016/5/9/chartex" xmlns:cx4="http://schemas.microsoft.com/office/drawing/2016/5/10/chartex" xmlns:cx5="http://schemas.microsoft.com/office/drawing/2016/5/11/chartex" xmlns:cx6="http://schemas.microsoft.com/office/drawing/2016/5/12/chartex" xmlns:cx7="http://schemas.microsoft.com/office/drawing/2016/5/13/chartex" xmlns:cx8="http://schemas.microsoft.com/office/drawing/2016/5/14/chartex" xmlns:mc="http://schemas.openxmlformats.org/markup-compatibility/2006" xmlns:aink="http://schemas.microsoft.com/office/drawing/2016/ink" xmlns:am3d="http://schemas.microsoft.com/office/drawing/2017/model3d" xmlns:o="urn:schemas-microsoft-com:office:office" xmlns:oel="http://schemas.microsoft.com/office/2019/extlst" xmlns:r="http://schemas.openxmlformats.org/officeDocument/2006/relationships" xmlns:m="http://schemas.openxmlformats.org/officeDocument/2006/math" xmlns:v="urn:schemas-microsoft-com:vml" xmlns:wp14="http://schemas.microsoft.com/office/word/2010/wordprocessingDrawing" xmlns:wp="http://schemas.openxmlformats.org/drawingml/2006/wordprocessingDrawing" xmlns:w10="urn:schemas-microsoft-com:office:word" xmlns:w="http://schemas.openxmlformats.org/wordprocessingml/2006/main" xmlns:w14="http://schemas.microsoft.com/office/word/2010/wordml" xmlns:w15="http://schemas.microsoft.com/office/word/2012/wordml" xmlns:w16cex="http://schemas.microsoft.com/office/word/2018/wordml/cex" xmlns:w16cid="http://schemas.microsoft.com/office/word/2016/wordml/cid" xmlns:w16="http://schemas.microsoft.com/office/word/2018/wordml" xmlns:w16du="http://schemas.microsoft.com/office/word/2023/wordml/word16du" xmlns:w16sdtdh="http://schemas.microsoft.com/office/word/2020/wordml/sdtdatahash" xmlns:w16sdtfl="http://schemas.microsoft.com/office/word/2024/wordml/sdtformatlock" xmlns:w16se="http://schemas.microsoft.com/office/word/2015/wordml/symex" xmlns:wpg="http://schemas.microsoft.com/office/word/2010/wordprocessingGroup" xmlns:wpi="http://schemas.microsoft.com/office/word/2010/wordprocessingInk" xmlns:wne="http://schemas.microsoft.com/office/word/2006/wordml" xmlns:wps="http://schemas.microsoft.com/office/word/2010/wordprocessingShape" mc:Ignorable="w14 w15 w16se w16cid w16 w16cex w16sdtdh w16sdtfl w16du wp14">
   <w:endnote w:type="separator" w:id="-1">
     <w:p>
       <w:pPr>
@@ -2162,7 +2184,7 @@
 </file>
 
 <file path=word/footer1.xml><?xml version="1.0" encoding="utf-8"?>
-<w:ftr xmlns:wpc="http://schemas.microsoft.com/office/word/2010/wordprocessingCanvas" xmlns:cx="http://schemas.microsoft.com/office/drawing/2014/chartex" xmlns:cx1="http://schemas.microsoft.com/office/drawing/2015/9/8/chartex" xmlns:cx2="http://schemas.microsoft.com/office/drawing/2015/10/21/chartex" xmlns:cx3="http://schemas.microsoft.com/office/drawing/2016/5/9/chartex" xmlns:cx4="http://schemas.microsoft.com/office/drawing/2016/5/10/chartex" xmlns:cx5="http://schemas.microsoft.com/office/drawing/2016/5/11/chartex" xmlns:cx6="http://schemas.microsoft.com/office/drawing/2016/5/12/chartex" xmlns:cx7="http://schemas.microsoft.com/office/drawing/2016/5/13/chartex" xmlns:cx8="http://schemas.microsoft.com/office/drawing/2016/5/14/chartex" xmlns:mc="http://schemas.openxmlformats.org/markup-compatibility/2006" xmlns:aink="http://schemas.microsoft.com/office/drawing/2016/ink" xmlns:am3d="http://schemas.microsoft.com/office/drawing/2017/model3d" xmlns:o="urn:schemas-microsoft-com:office:office" xmlns:oel="http://schemas.microsoft.com/office/2019/extlst" xmlns:r="http://schemas.openxmlformats.org/officeDocument/2006/relationships" xmlns:m="http://schemas.openxmlformats.org/officeDocument/2006/math" xmlns:v="urn:schemas-microsoft-com:vml" xmlns:wp14="http://schemas.microsoft.com/office/word/2010/wordprocessingDrawing" xmlns:wp="http://schemas.openxmlformats.org/drawingml/2006/wordprocessingDrawing" xmlns:w10="urn:schemas-microsoft-com:office:word" xmlns:w="http://schemas.openxmlformats.org/wordprocessingml/2006/main" xmlns:w14="http://schemas.microsoft.com/office/word/2010/wordml" xmlns:w15="http://schemas.microsoft.com/office/word/2012/wordml" xmlns:w16cex="http://schemas.microsoft.com/office/word/2018/wordml/cex" xmlns:w16cid="http://schemas.microsoft.com/office/word/2016/wordml/cid" xmlns:w16="http://schemas.microsoft.com/office/word/2018/wordml" xmlns:w16sdtdh="http://schemas.microsoft.com/office/word/2020/wordml/sdtdatahash" xmlns:w16se="http://schemas.microsoft.com/office/word/2015/wordml/symex" xmlns:wpg="http://schemas.microsoft.com/office/word/2010/wordprocessingGroup" xmlns:wpi="http://schemas.microsoft.com/office/word/2010/wordprocessingInk" xmlns:wne="http://schemas.microsoft.com/office/word/2006/wordml" xmlns:wps="http://schemas.microsoft.com/office/word/2010/wordprocessingShape" mc:Ignorable="w14 w15 w16se w16cid w16 w16cex w16sdtdh wp14">
+<w:ftr xmlns:wpc="http://schemas.microsoft.com/office/word/2010/wordprocessingCanvas" xmlns:cx="http://schemas.microsoft.com/office/drawing/2014/chartex" xmlns:cx1="http://schemas.microsoft.com/office/drawing/2015/9/8/chartex" xmlns:cx2="http://schemas.microsoft.com/office/drawing/2015/10/21/chartex" xmlns:cx3="http://schemas.microsoft.com/office/drawing/2016/5/9/chartex" xmlns:cx4="http://schemas.microsoft.com/office/drawing/2016/5/10/chartex" xmlns:cx5="http://schemas.microsoft.com/office/drawing/2016/5/11/chartex" xmlns:cx6="http://schemas.microsoft.com/office/drawing/2016/5/12/chartex" xmlns:cx7="http://schemas.microsoft.com/office/drawing/2016/5/13/chartex" xmlns:cx8="http://schemas.microsoft.com/office/drawing/2016/5/14/chartex" xmlns:mc="http://schemas.openxmlformats.org/markup-compatibility/2006" xmlns:aink="http://schemas.microsoft.com/office/drawing/2016/ink" xmlns:am3d="http://schemas.microsoft.com/office/drawing/2017/model3d" xmlns:o="urn:schemas-microsoft-com:office:office" xmlns:oel="http://schemas.microsoft.com/office/2019/extlst" xmlns:r="http://schemas.openxmlformats.org/officeDocument/2006/relationships" xmlns:m="http://schemas.openxmlformats.org/officeDocument/2006/math" xmlns:v="urn:schemas-microsoft-com:vml" xmlns:wp14="http://schemas.microsoft.com/office/word/2010/wordprocessingDrawing" xmlns:wp="http://schemas.openxmlformats.org/drawingml/2006/wordprocessingDrawing" xmlns:w10="urn:schemas-microsoft-com:office:word" xmlns:w="http://schemas.openxmlformats.org/wordprocessingml/2006/main" xmlns:w14="http://schemas.microsoft.com/office/word/2010/wordml" xmlns:w15="http://schemas.microsoft.com/office/word/2012/wordml" xmlns:w16cex="http://schemas.microsoft.com/office/word/2018/wordml/cex" xmlns:w16cid="http://schemas.microsoft.com/office/word/2016/wordml/cid" xmlns:w16="http://schemas.microsoft.com/office/word/2018/wordml" xmlns:w16du="http://schemas.microsoft.com/office/word/2023/wordml/word16du" xmlns:w16sdtdh="http://schemas.microsoft.com/office/word/2020/wordml/sdtdatahash" xmlns:w16sdtfl="http://schemas.microsoft.com/office/word/2024/wordml/sdtformatlock" xmlns:w16se="http://schemas.microsoft.com/office/word/2015/wordml/symex" xmlns:wpg="http://schemas.microsoft.com/office/word/2010/wordprocessingGroup" xmlns:wpi="http://schemas.microsoft.com/office/word/2010/wordprocessingInk" xmlns:wne="http://schemas.microsoft.com/office/word/2006/wordml" xmlns:wps="http://schemas.microsoft.com/office/word/2010/wordprocessingShape" mc:Ignorable="w14 w15 w16se w16cid w16 w16cex w16sdtdh w16sdtfl w16du wp14">
   <w:p>
     <w:pPr>
       <w:pStyle w:val="Footer"/>
@@ -2186,7 +2208,7 @@
       <w:rPr>
         <w:noProof/>
       </w:rPr>
-      <w:t>2024</w:t>
+      <w:t>2025</w:t>
     </w:r>
     <w:r>
       <w:fldChar w:fldCharType="end"/>
@@ -2278,7 +2300,7 @@
 </file>
 
 <file path=word/footer2.xml><?xml version="1.0" encoding="utf-8"?>
-<w:ftr xmlns:wpc="http://schemas.microsoft.com/office/word/2010/wordprocessingCanvas" xmlns:cx="http://schemas.microsoft.com/office/drawing/2014/chartex" xmlns:cx1="http://schemas.microsoft.com/office/drawing/2015/9/8/chartex" xmlns:cx2="http://schemas.microsoft.com/office/drawing/2015/10/21/chartex" xmlns:cx3="http://schemas.microsoft.com/office/drawing/2016/5/9/chartex" xmlns:cx4="http://schemas.microsoft.com/office/drawing/2016/5/10/chartex" xmlns:cx5="http://schemas.microsoft.com/office/drawing/2016/5/11/chartex" xmlns:cx6="http://schemas.microsoft.com/office/drawing/2016/5/12/chartex" xmlns:cx7="http://schemas.microsoft.com/office/drawing/2016/5/13/chartex" xmlns:cx8="http://schemas.microsoft.com/office/drawing/2016/5/14/chartex" xmlns:mc="http://schemas.openxmlformats.org/markup-compatibility/2006" xmlns:aink="http://schemas.microsoft.com/office/drawing/2016/ink" xmlns:am3d="http://schemas.microsoft.com/office/drawing/2017/model3d" xmlns:o="urn:schemas-microsoft-com:office:office" xmlns:oel="http://schemas.microsoft.com/office/2019/extlst" xmlns:r="http://schemas.openxmlformats.org/officeDocument/2006/relationships" xmlns:m="http://schemas.openxmlformats.org/officeDocument/2006/math" xmlns:v="urn:schemas-microsoft-com:vml" xmlns:wp14="http://schemas.microsoft.com/office/word/2010/wordprocessingDrawing" xmlns:wp="http://schemas.openxmlformats.org/drawingml/2006/wordprocessingDrawing" xmlns:w10="urn:schemas-microsoft-com:office:word" xmlns:w="http://schemas.openxmlformats.org/wordprocessingml/2006/main" xmlns:w14="http://schemas.microsoft.com/office/word/2010/wordml" xmlns:w15="http://schemas.microsoft.com/office/word/2012/wordml" xmlns:w16cex="http://schemas.microsoft.com/office/word/2018/wordml/cex" xmlns:w16cid="http://schemas.microsoft.com/office/word/2016/wordml/cid" xmlns:w16="http://schemas.microsoft.com/office/word/2018/wordml" xmlns:w16sdtdh="http://schemas.microsoft.com/office/word/2020/wordml/sdtdatahash" xmlns:w16se="http://schemas.microsoft.com/office/word/2015/wordml/symex" xmlns:wpg="http://schemas.microsoft.com/office/word/2010/wordprocessingGroup" xmlns:wpi="http://schemas.microsoft.com/office/word/2010/wordprocessingInk" xmlns:wne="http://schemas.microsoft.com/office/word/2006/wordml" xmlns:wps="http://schemas.microsoft.com/office/word/2010/wordprocessingShape" mc:Ignorable="w14 w15 w16se w16cid w16 w16cex w16sdtdh wp14">
+<w:ftr xmlns:wpc="http://schemas.microsoft.com/office/word/2010/wordprocessingCanvas" xmlns:cx="http://schemas.microsoft.com/office/drawing/2014/chartex" xmlns:cx1="http://schemas.microsoft.com/office/drawing/2015/9/8/chartex" xmlns:cx2="http://schemas.microsoft.com/office/drawing/2015/10/21/chartex" xmlns:cx3="http://schemas.microsoft.com/office/drawing/2016/5/9/chartex" xmlns:cx4="http://schemas.microsoft.com/office/drawing/2016/5/10/chartex" xmlns:cx5="http://schemas.microsoft.com/office/drawing/2016/5/11/chartex" xmlns:cx6="http://schemas.microsoft.com/office/drawing/2016/5/12/chartex" xmlns:cx7="http://schemas.microsoft.com/office/drawing/2016/5/13/chartex" xmlns:cx8="http://schemas.microsoft.com/office/drawing/2016/5/14/chartex" xmlns:mc="http://schemas.openxmlformats.org/markup-compatibility/2006" xmlns:aink="http://schemas.microsoft.com/office/drawing/2016/ink" xmlns:am3d="http://schemas.microsoft.com/office/drawing/2017/model3d" xmlns:o="urn:schemas-microsoft-com:office:office" xmlns:oel="http://schemas.microsoft.com/office/2019/extlst" xmlns:r="http://schemas.openxmlformats.org/officeDocument/2006/relationships" xmlns:m="http://schemas.openxmlformats.org/officeDocument/2006/math" xmlns:v="urn:schemas-microsoft-com:vml" xmlns:wp14="http://schemas.microsoft.com/office/word/2010/wordprocessingDrawing" xmlns:wp="http://schemas.openxmlformats.org/drawingml/2006/wordprocessingDrawing" xmlns:w10="urn:schemas-microsoft-com:office:word" xmlns:w="http://schemas.openxmlformats.org/wordprocessingml/2006/main" xmlns:w14="http://schemas.microsoft.com/office/word/2010/wordml" xmlns:w15="http://schemas.microsoft.com/office/word/2012/wordml" xmlns:w16cex="http://schemas.microsoft.com/office/word/2018/wordml/cex" xmlns:w16cid="http://schemas.microsoft.com/office/word/2016/wordml/cid" xmlns:w16="http://schemas.microsoft.com/office/word/2018/wordml" xmlns:w16du="http://schemas.microsoft.com/office/word/2023/wordml/word16du" xmlns:w16sdtdh="http://schemas.microsoft.com/office/word/2020/wordml/sdtdatahash" xmlns:w16sdtfl="http://schemas.microsoft.com/office/word/2024/wordml/sdtformatlock" xmlns:w16se="http://schemas.microsoft.com/office/word/2015/wordml/symex" xmlns:wpg="http://schemas.microsoft.com/office/word/2010/wordprocessingGroup" xmlns:wpi="http://schemas.microsoft.com/office/word/2010/wordprocessingInk" xmlns:wne="http://schemas.microsoft.com/office/word/2006/wordml" xmlns:wps="http://schemas.microsoft.com/office/word/2010/wordprocessingShape" mc:Ignorable="w14 w15 w16se w16cid w16 w16cex w16sdtdh w16sdtfl w16du wp14">
   <w:p>
     <w:pPr>
       <w:pStyle w:val="Footer"/>
@@ -2302,7 +2324,7 @@
       <w:rPr>
         <w:noProof/>
       </w:rPr>
-      <w:t>2024</w:t>
+      <w:t>2025</w:t>
     </w:r>
     <w:r>
       <w:fldChar w:fldCharType="end"/>
@@ -2394,7 +2416,7 @@
 </file>
 
 <file path=word/footnotes.xml><?xml version="1.0" encoding="utf-8"?>
-<w:footnotes xmlns:wpc="http://schemas.microsoft.com/office/word/2010/wordprocessingCanvas" xmlns:cx="http://schemas.microsoft.com/office/drawing/2014/chartex" xmlns:cx1="http://schemas.microsoft.com/office/drawing/2015/9/8/chartex" xmlns:cx2="http://schemas.microsoft.com/office/drawing/2015/10/21/chartex" xmlns:cx3="http://schemas.microsoft.com/office/drawing/2016/5/9/chartex" xmlns:cx4="http://schemas.microsoft.com/office/drawing/2016/5/10/chartex" xmlns:cx5="http://schemas.microsoft.com/office/drawing/2016/5/11/chartex" xmlns:cx6="http://schemas.microsoft.com/office/drawing/2016/5/12/chartex" xmlns:cx7="http://schemas.microsoft.com/office/drawing/2016/5/13/chartex" xmlns:cx8="http://schemas.microsoft.com/office/drawing/2016/5/14/chartex" xmlns:mc="http://schemas.openxmlformats.org/markup-compatibility/2006" xmlns:aink="http://schemas.microsoft.com/office/drawing/2016/ink" xmlns:am3d="http://schemas.microsoft.com/office/drawing/2017/model3d" xmlns:o="urn:schemas-microsoft-com:office:office" xmlns:oel="http://schemas.microsoft.com/office/2019/extlst" xmlns:r="http://schemas.openxmlformats.org/officeDocument/2006/relationships" xmlns:m="http://schemas.openxmlformats.org/officeDocument/2006/math" xmlns:v="urn:schemas-microsoft-com:vml" xmlns:wp14="http://schemas.microsoft.com/office/word/2010/wordprocessingDrawing" xmlns:wp="http://schemas.openxmlformats.org/drawingml/2006/wordprocessingDrawing" xmlns:w10="urn:schemas-microsoft-com:office:word" xmlns:w="http://schemas.openxmlformats.org/wordprocessingml/2006/main" xmlns:w14="http://schemas.microsoft.com/office/word/2010/wordml" xmlns:w15="http://schemas.microsoft.com/office/word/2012/wordml" xmlns:w16cex="http://schemas.microsoft.com/office/word/2018/wordml/cex" xmlns:w16cid="http://schemas.microsoft.com/office/word/2016/wordml/cid" xmlns:w16="http://schemas.microsoft.com/office/word/2018/wordml" xmlns:w16sdtdh="http://schemas.microsoft.com/office/word/2020/wordml/sdtdatahash" xmlns:w16se="http://schemas.microsoft.com/office/word/2015/wordml/symex" xmlns:wpg="http://schemas.microsoft.com/office/word/2010/wordprocessingGroup" xmlns:wpi="http://schemas.microsoft.com/office/word/2010/wordprocessingInk" xmlns:wne="http://schemas.microsoft.com/office/word/2006/wordml" xmlns:wps="http://schemas.microsoft.com/office/word/2010/wordprocessingShape" mc:Ignorable="w14 w15 w16se w16cid w16 w16cex w16sdtdh wp14">
+<w:footnotes xmlns:wpc="http://schemas.microsoft.com/office/word/2010/wordprocessingCanvas" xmlns:cx="http://schemas.microsoft.com/office/drawing/2014/chartex" xmlns:cx1="http://schemas.microsoft.com/office/drawing/2015/9/8/chartex" xmlns:cx2="http://schemas.microsoft.com/office/drawing/2015/10/21/chartex" xmlns:cx3="http://schemas.microsoft.com/office/drawing/2016/5/9/chartex" xmlns:cx4="http://schemas.microsoft.com/office/drawing/2016/5/10/chartex" xmlns:cx5="http://schemas.microsoft.com/office/drawing/2016/5/11/chartex" xmlns:cx6="http://schemas.microsoft.com/office/drawing/2016/5/12/chartex" xmlns:cx7="http://schemas.microsoft.com/office/drawing/2016/5/13/chartex" xmlns:cx8="http://schemas.microsoft.com/office/drawing/2016/5/14/chartex" xmlns:mc="http://schemas.openxmlformats.org/markup-compatibility/2006" xmlns:aink="http://schemas.microsoft.com/office/drawing/2016/ink" xmlns:am3d="http://schemas.microsoft.com/office/drawing/2017/model3d" xmlns:o="urn:schemas-microsoft-com:office:office" xmlns:oel="http://schemas.microsoft.com/office/2019/extlst" xmlns:r="http://schemas.openxmlformats.org/officeDocument/2006/relationships" xmlns:m="http://schemas.openxmlformats.org/officeDocument/2006/math" xmlns:v="urn:schemas-microsoft-com:vml" xmlns:wp14="http://schemas.microsoft.com/office/word/2010/wordprocessingDrawing" xmlns:wp="http://schemas.openxmlformats.org/drawingml/2006/wordprocessingDrawing" xmlns:w10="urn:schemas-microsoft-com:office:word" xmlns:w="http://schemas.openxmlformats.org/wordprocessingml/2006/main" xmlns:w14="http://schemas.microsoft.com/office/word/2010/wordml" xmlns:w15="http://schemas.microsoft.com/office/word/2012/wordml" xmlns:w16cex="http://schemas.microsoft.com/office/word/2018/wordml/cex" xmlns:w16cid="http://schemas.microsoft.com/office/word/2016/wordml/cid" xmlns:w16="http://schemas.microsoft.com/office/word/2018/wordml" xmlns:w16du="http://schemas.microsoft.com/office/word/2023/wordml/word16du" xmlns:w16sdtdh="http://schemas.microsoft.com/office/word/2020/wordml/sdtdatahash" xmlns:w16sdtfl="http://schemas.microsoft.com/office/word/2024/wordml/sdtformatlock" xmlns:w16se="http://schemas.microsoft.com/office/word/2015/wordml/symex" xmlns:wpg="http://schemas.microsoft.com/office/word/2010/wordprocessingGroup" xmlns:wpi="http://schemas.microsoft.com/office/word/2010/wordprocessingInk" xmlns:wne="http://schemas.microsoft.com/office/word/2006/wordml" xmlns:wps="http://schemas.microsoft.com/office/word/2010/wordprocessingShape" mc:Ignorable="w14 w15 w16se w16cid w16 w16cex w16sdtdh w16sdtfl w16du wp14">
   <w:footnote w:type="separator" w:id="-1">
     <w:p>
       <w:pPr>
@@ -2427,7 +2449,7 @@
 </file>
 
 <file path=word/header1.xml><?xml version="1.0" encoding="utf-8"?>
-<w:hdr xmlns:wpc="http://schemas.microsoft.com/office/word/2010/wordprocessingCanvas" xmlns:cx="http://schemas.microsoft.com/office/drawing/2014/chartex" xmlns:cx1="http://schemas.microsoft.com/office/drawing/2015/9/8/chartex" xmlns:cx2="http://schemas.microsoft.com/office/drawing/2015/10/21/chartex" xmlns:cx3="http://schemas.microsoft.com/office/drawing/2016/5/9/chartex" xmlns:cx4="http://schemas.microsoft.com/office/drawing/2016/5/10/chartex" xmlns:cx5="http://schemas.microsoft.com/office/drawing/2016/5/11/chartex" xmlns:cx6="http://schemas.microsoft.com/office/drawing/2016/5/12/chartex" xmlns:cx7="http://schemas.microsoft.com/office/drawing/2016/5/13/chartex" xmlns:cx8="http://schemas.microsoft.com/office/drawing/2016/5/14/chartex" xmlns:mc="http://schemas.openxmlformats.org/markup-compatibility/2006" xmlns:aink="http://schemas.microsoft.com/office/drawing/2016/ink" xmlns:am3d="http://schemas.microsoft.com/office/drawing/2017/model3d" xmlns:o="urn:schemas-microsoft-com:office:office" xmlns:oel="http://schemas.microsoft.com/office/2019/extlst" xmlns:r="http://schemas.openxmlformats.org/officeDocument/2006/relationships" xmlns:m="http://schemas.openxmlformats.org/officeDocument/2006/math" xmlns:v="urn:schemas-microsoft-com:vml" xmlns:wp14="http://schemas.microsoft.com/office/word/2010/wordprocessingDrawing" xmlns:wp="http://schemas.openxmlformats.org/drawingml/2006/wordprocessingDrawing" xmlns:w10="urn:schemas-microsoft-com:office:word" xmlns:w="http://schemas.openxmlformats.org/wordprocessingml/2006/main" xmlns:w14="http://schemas.microsoft.com/office/word/2010/wordml" xmlns:w15="http://schemas.microsoft.com/office/word/2012/wordml" xmlns:w16cex="http://schemas.microsoft.com/office/word/2018/wordml/cex" xmlns:w16cid="http://schemas.microsoft.com/office/word/2016/wordml/cid" xmlns:w16="http://schemas.microsoft.com/office/word/2018/wordml" xmlns:w16sdtdh="http://schemas.microsoft.com/office/word/2020/wordml/sdtdatahash" xmlns:w16se="http://schemas.microsoft.com/office/word/2015/wordml/symex" xmlns:wpg="http://schemas.microsoft.com/office/word/2010/wordprocessingGroup" xmlns:wpi="http://schemas.microsoft.com/office/word/2010/wordprocessingInk" xmlns:wne="http://schemas.microsoft.com/office/word/2006/wordml" xmlns:wps="http://schemas.microsoft.com/office/word/2010/wordprocessingShape" mc:Ignorable="w14 w15 w16se w16cid w16 w16cex w16sdtdh wp14">
+<w:hdr xmlns:wpc="http://schemas.microsoft.com/office/word/2010/wordprocessingCanvas" xmlns:cx="http://schemas.microsoft.com/office/drawing/2014/chartex" xmlns:cx1="http://schemas.microsoft.com/office/drawing/2015/9/8/chartex" xmlns:cx2="http://schemas.microsoft.com/office/drawing/2015/10/21/chartex" xmlns:cx3="http://schemas.microsoft.com/office/drawing/2016/5/9/chartex" xmlns:cx4="http://schemas.microsoft.com/office/drawing/2016/5/10/chartex" xmlns:cx5="http://schemas.microsoft.com/office/drawing/2016/5/11/chartex" xmlns:cx6="http://schemas.microsoft.com/office/drawing/2016/5/12/chartex" xmlns:cx7="http://schemas.microsoft.com/office/drawing/2016/5/13/chartex" xmlns:cx8="http://schemas.microsoft.com/office/drawing/2016/5/14/chartex" xmlns:mc="http://schemas.openxmlformats.org/markup-compatibility/2006" xmlns:aink="http://schemas.microsoft.com/office/drawing/2016/ink" xmlns:am3d="http://schemas.microsoft.com/office/drawing/2017/model3d" xmlns:o="urn:schemas-microsoft-com:office:office" xmlns:oel="http://schemas.microsoft.com/office/2019/extlst" xmlns:r="http://schemas.openxmlformats.org/officeDocument/2006/relationships" xmlns:m="http://schemas.openxmlformats.org/officeDocument/2006/math" xmlns:v="urn:schemas-microsoft-com:vml" xmlns:wp14="http://schemas.microsoft.com/office/word/2010/wordprocessingDrawing" xmlns:wp="http://schemas.openxmlformats.org/drawingml/2006/wordprocessingDrawing" xmlns:w10="urn:schemas-microsoft-com:office:word" xmlns:w="http://schemas.openxmlformats.org/wordprocessingml/2006/main" xmlns:w14="http://schemas.microsoft.com/office/word/2010/wordml" xmlns:w15="http://schemas.microsoft.com/office/word/2012/wordml" xmlns:w16cex="http://schemas.microsoft.com/office/word/2018/wordml/cex" xmlns:w16cid="http://schemas.microsoft.com/office/word/2016/wordml/cid" xmlns:w16="http://schemas.microsoft.com/office/word/2018/wordml" xmlns:w16du="http://schemas.microsoft.com/office/word/2023/wordml/word16du" xmlns:w16sdtdh="http://schemas.microsoft.com/office/word/2020/wordml/sdtdatahash" xmlns:w16sdtfl="http://schemas.microsoft.com/office/word/2024/wordml/sdtformatlock" xmlns:w16se="http://schemas.microsoft.com/office/word/2015/wordml/symex" xmlns:wpg="http://schemas.microsoft.com/office/word/2010/wordprocessingGroup" xmlns:wpi="http://schemas.microsoft.com/office/word/2010/wordprocessingInk" xmlns:wne="http://schemas.microsoft.com/office/word/2006/wordml" xmlns:wps="http://schemas.microsoft.com/office/word/2010/wordprocessingShape" mc:Ignorable="w14 w15 w16se w16cid w16 w16cex w16sdtdh w16sdtfl w16du wp14">
   <w:p>
     <w:pPr>
       <w:pStyle w:val="PageHead"/>
@@ -2445,7 +2467,7 @@
 </file>
 
 <file path=word/header2.xml><?xml version="1.0" encoding="utf-8"?>
-<w:hdr xmlns:wpc="http://schemas.microsoft.com/office/word/2010/wordprocessingCanvas" xmlns:cx="http://schemas.microsoft.com/office/drawing/2014/chartex" xmlns:cx1="http://schemas.microsoft.com/office/drawing/2015/9/8/chartex" xmlns:cx2="http://schemas.microsoft.com/office/drawing/2015/10/21/chartex" xmlns:cx3="http://schemas.microsoft.com/office/drawing/2016/5/9/chartex" xmlns:cx4="http://schemas.microsoft.com/office/drawing/2016/5/10/chartex" xmlns:cx5="http://schemas.microsoft.com/office/drawing/2016/5/11/chartex" xmlns:cx6="http://schemas.microsoft.com/office/drawing/2016/5/12/chartex" xmlns:cx7="http://schemas.microsoft.com/office/drawing/2016/5/13/chartex" xmlns:cx8="http://schemas.microsoft.com/office/drawing/2016/5/14/chartex" xmlns:mc="http://schemas.openxmlformats.org/markup-compatibility/2006" xmlns:aink="http://schemas.microsoft.com/office/drawing/2016/ink" xmlns:am3d="http://schemas.microsoft.com/office/drawing/2017/model3d" xmlns:o="urn:schemas-microsoft-com:office:office" xmlns:oel="http://schemas.microsoft.com/office/2019/extlst" xmlns:r="http://schemas.openxmlformats.org/officeDocument/2006/relationships" xmlns:m="http://schemas.openxmlformats.org/officeDocument/2006/math" xmlns:v="urn:schemas-microsoft-com:vml" xmlns:wp14="http://schemas.microsoft.com/office/word/2010/wordprocessingDrawing" xmlns:wp="http://schemas.openxmlformats.org/drawingml/2006/wordprocessingDrawing" xmlns:w10="urn:schemas-microsoft-com:office:word" xmlns:w="http://schemas.openxmlformats.org/wordprocessingml/2006/main" xmlns:w14="http://schemas.microsoft.com/office/word/2010/wordml" xmlns:w15="http://schemas.microsoft.com/office/word/2012/wordml" xmlns:w16cex="http://schemas.microsoft.com/office/word/2018/wordml/cex" xmlns:w16cid="http://schemas.microsoft.com/office/word/2016/wordml/cid" xmlns:w16="http://schemas.microsoft.com/office/word/2018/wordml" xmlns:w16sdtdh="http://schemas.microsoft.com/office/word/2020/wordml/sdtdatahash" xmlns:w16se="http://schemas.microsoft.com/office/word/2015/wordml/symex" xmlns:wpg="http://schemas.microsoft.com/office/word/2010/wordprocessingGroup" xmlns:wpi="http://schemas.microsoft.com/office/word/2010/wordprocessingInk" xmlns:wne="http://schemas.microsoft.com/office/word/2006/wordml" xmlns:wps="http://schemas.microsoft.com/office/word/2010/wordprocessingShape" mc:Ignorable="w14 w15 w16se w16cid w16 w16cex w16sdtdh wp14">
+<w:hdr xmlns:wpc="http://schemas.microsoft.com/office/word/2010/wordprocessingCanvas" xmlns:cx="http://schemas.microsoft.com/office/drawing/2014/chartex" xmlns:cx1="http://schemas.microsoft.com/office/drawing/2015/9/8/chartex" xmlns:cx2="http://schemas.microsoft.com/office/drawing/2015/10/21/chartex" xmlns:cx3="http://schemas.microsoft.com/office/drawing/2016/5/9/chartex" xmlns:cx4="http://schemas.microsoft.com/office/drawing/2016/5/10/chartex" xmlns:cx5="http://schemas.microsoft.com/office/drawing/2016/5/11/chartex" xmlns:cx6="http://schemas.microsoft.com/office/drawing/2016/5/12/chartex" xmlns:cx7="http://schemas.microsoft.com/office/drawing/2016/5/13/chartex" xmlns:cx8="http://schemas.microsoft.com/office/drawing/2016/5/14/chartex" xmlns:mc="http://schemas.openxmlformats.org/markup-compatibility/2006" xmlns:aink="http://schemas.microsoft.com/office/drawing/2016/ink" xmlns:am3d="http://schemas.microsoft.com/office/drawing/2017/model3d" xmlns:o="urn:schemas-microsoft-com:office:office" xmlns:oel="http://schemas.microsoft.com/office/2019/extlst" xmlns:r="http://schemas.openxmlformats.org/officeDocument/2006/relationships" xmlns:m="http://schemas.openxmlformats.org/officeDocument/2006/math" xmlns:v="urn:schemas-microsoft-com:vml" xmlns:wp14="http://schemas.microsoft.com/office/word/2010/wordprocessingDrawing" xmlns:wp="http://schemas.openxmlformats.org/drawingml/2006/wordprocessingDrawing" xmlns:w10="urn:schemas-microsoft-com:office:word" xmlns:w="http://schemas.openxmlformats.org/wordprocessingml/2006/main" xmlns:w14="http://schemas.microsoft.com/office/word/2010/wordml" xmlns:w15="http://schemas.microsoft.com/office/word/2012/wordml" xmlns:w16cex="http://schemas.microsoft.com/office/word/2018/wordml/cex" xmlns:w16cid="http://schemas.microsoft.com/office/word/2016/wordml/cid" xmlns:w16="http://schemas.microsoft.com/office/word/2018/wordml" xmlns:w16du="http://schemas.microsoft.com/office/word/2023/wordml/word16du" xmlns:w16sdtdh="http://schemas.microsoft.com/office/word/2020/wordml/sdtdatahash" xmlns:w16sdtfl="http://schemas.microsoft.com/office/word/2024/wordml/sdtformatlock" xmlns:w16se="http://schemas.microsoft.com/office/word/2015/wordml/symex" xmlns:wpg="http://schemas.microsoft.com/office/word/2010/wordprocessingGroup" xmlns:wpi="http://schemas.microsoft.com/office/word/2010/wordprocessingInk" xmlns:wne="http://schemas.microsoft.com/office/word/2006/wordml" xmlns:wps="http://schemas.microsoft.com/office/word/2010/wordprocessingShape" mc:Ignorable="w14 w15 w16se w16cid w16 w16cex w16sdtdh w16sdtfl w16du wp14">
   <w:p>
     <w:pPr>
       <w:pStyle w:val="Header"/>
@@ -2520,7 +2542,7 @@
 </file>
 
 <file path=word/numbering.xml><?xml version="1.0" encoding="utf-8"?>
-<w:numbering xmlns:wpc="http://schemas.microsoft.com/office/word/2010/wordprocessingCanvas" xmlns:cx="http://schemas.microsoft.com/office/drawing/2014/chartex" xmlns:cx1="http://schemas.microsoft.com/office/drawing/2015/9/8/chartex" xmlns:cx2="http://schemas.microsoft.com/office/drawing/2015/10/21/chartex" xmlns:cx3="http://schemas.microsoft.com/office/drawing/2016/5/9/chartex" xmlns:cx4="http://schemas.microsoft.com/office/drawing/2016/5/10/chartex" xmlns:cx5="http://schemas.microsoft.com/office/drawing/2016/5/11/chartex" xmlns:cx6="http://schemas.microsoft.com/office/drawing/2016/5/12/chartex" xmlns:cx7="http://schemas.microsoft.com/office/drawing/2016/5/13/chartex" xmlns:cx8="http://schemas.microsoft.com/office/drawing/2016/5/14/chartex" xmlns:mc="http://schemas.openxmlformats.org/markup-compatibility/2006" xmlns:aink="http://schemas.microsoft.com/office/drawing/2016/ink" xmlns:am3d="http://schemas.microsoft.com/office/drawing/2017/model3d" xmlns:o="urn:schemas-microsoft-com:office:office" xmlns:oel="http://schemas.microsoft.com/office/2019/extlst" xmlns:r="http://schemas.openxmlformats.org/officeDocument/2006/relationships" xmlns:m="http://schemas.openxmlformats.org/officeDocument/2006/math" xmlns:v="urn:schemas-microsoft-com:vml" xmlns:wp14="http://schemas.microsoft.com/office/word/2010/wordprocessingDrawing" xmlns:wp="http://schemas.openxmlformats.org/drawingml/2006/wordprocessingDrawing" xmlns:w10="urn:schemas-microsoft-com:office:word" xmlns:w="http://schemas.openxmlformats.org/wordprocessingml/2006/main" xmlns:w14="http://schemas.microsoft.com/office/word/2010/wordml" xmlns:w15="http://schemas.microsoft.com/office/word/2012/wordml" xmlns:w16cex="http://schemas.microsoft.com/office/word/2018/wordml/cex" xmlns:w16cid="http://schemas.microsoft.com/office/word/2016/wordml/cid" xmlns:w16="http://schemas.microsoft.com/office/word/2018/wordml" xmlns:w16sdtdh="http://schemas.microsoft.com/office/word/2020/wordml/sdtdatahash" xmlns:w16se="http://schemas.microsoft.com/office/word/2015/wordml/symex" xmlns:wpg="http://schemas.microsoft.com/office/word/2010/wordprocessingGroup" xmlns:wpi="http://schemas.microsoft.com/office/word/2010/wordprocessingInk" xmlns:wne="http://schemas.microsoft.com/office/word/2006/wordml" xmlns:wps="http://schemas.microsoft.com/office/word/2010/wordprocessingShape" mc:Ignorable="w14 w15 w16se w16cid w16 w16cex w16sdtdh wp14">
+<w:numbering xmlns:wpc="http://schemas.microsoft.com/office/word/2010/wordprocessingCanvas" xmlns:cx="http://schemas.microsoft.com/office/drawing/2014/chartex" xmlns:cx1="http://schemas.microsoft.com/office/drawing/2015/9/8/chartex" xmlns:cx2="http://schemas.microsoft.com/office/drawing/2015/10/21/chartex" xmlns:cx3="http://schemas.microsoft.com/office/drawing/2016/5/9/chartex" xmlns:cx4="http://schemas.microsoft.com/office/drawing/2016/5/10/chartex" xmlns:cx5="http://schemas.microsoft.com/office/drawing/2016/5/11/chartex" xmlns:cx6="http://schemas.microsoft.com/office/drawing/2016/5/12/chartex" xmlns:cx7="http://schemas.microsoft.com/office/drawing/2016/5/13/chartex" xmlns:cx8="http://schemas.microsoft.com/office/drawing/2016/5/14/chartex" xmlns:mc="http://schemas.openxmlformats.org/markup-compatibility/2006" xmlns:aink="http://schemas.microsoft.com/office/drawing/2016/ink" xmlns:am3d="http://schemas.microsoft.com/office/drawing/2017/model3d" xmlns:o="urn:schemas-microsoft-com:office:office" xmlns:oel="http://schemas.microsoft.com/office/2019/extlst" xmlns:r="http://schemas.openxmlformats.org/officeDocument/2006/relationships" xmlns:m="http://schemas.openxmlformats.org/officeDocument/2006/math" xmlns:v="urn:schemas-microsoft-com:vml" xmlns:wp14="http://schemas.microsoft.com/office/word/2010/wordprocessingDrawing" xmlns:wp="http://schemas.openxmlformats.org/drawingml/2006/wordprocessingDrawing" xmlns:w10="urn:schemas-microsoft-com:office:word" xmlns:w="http://schemas.openxmlformats.org/wordprocessingml/2006/main" xmlns:w14="http://schemas.microsoft.com/office/word/2010/wordml" xmlns:w15="http://schemas.microsoft.com/office/word/2012/wordml" xmlns:w16cex="http://schemas.microsoft.com/office/word/2018/wordml/cex" xmlns:w16cid="http://schemas.microsoft.com/office/word/2016/wordml/cid" xmlns:w16="http://schemas.microsoft.com/office/word/2018/wordml" xmlns:w16du="http://schemas.microsoft.com/office/word/2023/wordml/word16du" xmlns:w16sdtdh="http://schemas.microsoft.com/office/word/2020/wordml/sdtdatahash" xmlns:w16sdtfl="http://schemas.microsoft.com/office/word/2024/wordml/sdtformatlock" xmlns:w16se="http://schemas.microsoft.com/office/word/2015/wordml/symex" xmlns:wpg="http://schemas.microsoft.com/office/word/2010/wordprocessingGroup" xmlns:wpi="http://schemas.microsoft.com/office/word/2010/wordprocessingInk" xmlns:wne="http://schemas.microsoft.com/office/word/2006/wordml" xmlns:wps="http://schemas.microsoft.com/office/word/2010/wordprocessingShape" mc:Ignorable="w14 w15 w16se w16cid w16 w16cex w16sdtdh w16sdtfl w16du wp14">
   <w:abstractNum w:abstractNumId="0" w15:restartNumberingAfterBreak="0">
     <w:nsid w:val="1217228C"/>
     <w:multiLevelType w:val="multilevel"/>
@@ -3458,12 +3480,33 @@
   <w:num w:numId="10" w16cid:durableId="242422663">
     <w:abstractNumId w:val="3"/>
   </w:num>
+  <w:num w:numId="11" w16cid:durableId="232937084">
+    <w:abstractNumId w:val="0"/>
+    <w:lvlOverride w:ilvl="0">
+      <w:lvl w:ilvl="0">
+        <w:start w:val="1"/>
+        <w:numFmt w:val="none"/>
+        <w:pStyle w:val="LabSection"/>
+        <w:lvlText w:val=""/>
+        <w:lvlJc w:val="left"/>
+        <w:pPr>
+          <w:tabs>
+            <w:tab w:val="num" w:pos="0"/>
+          </w:tabs>
+          <w:ind w:left="0" w:firstLine="0"/>
+        </w:pPr>
+        <w:rPr>
+          <w:rFonts w:hint="default"/>
+        </w:rPr>
+      </w:lvl>
+    </w:lvlOverride>
+  </w:num>
   <w:numIdMacAtCleanup w:val="2"/>
 </w:numbering>
 </file>
 
 <file path=word/styles.xml><?xml version="1.0" encoding="utf-8"?>
-<w:styles xmlns:mc="http://schemas.openxmlformats.org/markup-compatibility/2006" xmlns:r="http://schemas.openxmlformats.org/officeDocument/2006/relationships" xmlns:w="http://schemas.openxmlformats.org/wordprocessingml/2006/main" xmlns:w14="http://schemas.microsoft.com/office/word/2010/wordml" xmlns:w15="http://schemas.microsoft.com/office/word/2012/wordml" xmlns:w16cex="http://schemas.microsoft.com/office/word/2018/wordml/cex" xmlns:w16cid="http://schemas.microsoft.com/office/word/2016/wordml/cid" xmlns:w16="http://schemas.microsoft.com/office/word/2018/wordml" xmlns:w16sdtdh="http://schemas.microsoft.com/office/word/2020/wordml/sdtdatahash" xmlns:w16se="http://schemas.microsoft.com/office/word/2015/wordml/symex" mc:Ignorable="w14 w15 w16se w16cid w16 w16cex w16sdtdh">
+<w:styles xmlns:mc="http://schemas.openxmlformats.org/markup-compatibility/2006" xmlns:r="http://schemas.openxmlformats.org/officeDocument/2006/relationships" xmlns:w="http://schemas.openxmlformats.org/wordprocessingml/2006/main" xmlns:w14="http://schemas.microsoft.com/office/word/2010/wordml" xmlns:w15="http://schemas.microsoft.com/office/word/2012/wordml" xmlns:w16cex="http://schemas.microsoft.com/office/word/2018/wordml/cex" xmlns:w16cid="http://schemas.microsoft.com/office/word/2016/wordml/cid" xmlns:w16="http://schemas.microsoft.com/office/word/2018/wordml" xmlns:w16du="http://schemas.microsoft.com/office/word/2023/wordml/word16du" xmlns:w16sdtdh="http://schemas.microsoft.com/office/word/2020/wordml/sdtdatahash" xmlns:w16sdtfl="http://schemas.microsoft.com/office/word/2024/wordml/sdtformatlock" xmlns:w16se="http://schemas.microsoft.com/office/word/2015/wordml/symex" mc:Ignorable="w14 w15 w16se w16cid w16 w16cex w16sdtdh w16sdtfl w16du">
   <w:docDefaults>
     <w:rPrDefault>
       <w:rPr>
